--- a/job-search/resumes/35_State_Street_Alpha_Data_Services_Senior_Implementation_Busi.docx
+++ b/job-search/resumes/35_State_Street_Alpha_Data_Services_Senior_Implementation_Busi.docx
@@ -56,7 +56,7 @@
     </w:p>
     <w:p>
       <w:pPr>
-        <w:spacing w:after="60" w:before="160" w:line="240" w:lineRule="auto"/>
+        <w:spacing w:after="60" w:before="140" w:line="240" w:lineRule="auto"/>
         <w:pBdr>
           <w:bottom w:val="single" w:sz="6" w:space="2" w:color="BFBFBF"/>
         </w:pBdr>
@@ -84,12 +84,12 @@
           <w:i w:val="0"/>
           <w:sz w:val="20"/>
         </w:rPr>
-        <w:t>Technical business analyst with 6+ years leading systems analysis across enterprise platforms, translating business need into technical requirements and integration-aware solution design. Comfortable across SAP, SQL Server, Snowflake and Informatica, performing impact and scope analysis over integrated systems before build. Writes user stories and acceptance criteria, authors test cases, partners with QA through defect triage, and drives UAT and business acceptance to formal sign-off. Advanced SQL and Python, Power BI and Tableau, with a track record of dashboards that cut reporting time and KPI frameworks leadership actually uses. M.S. Information Systems; B.E. Industrial Engineering.</w:t>
+        <w:t>Business analyst with 6+ years acting as the bridge between business partners and technical teams, translating business need into requirements that hold through design, build, testing and release. Writes user stories and acceptance criteria, authors test cases, partners with QA through defect triage, and drives UAT and business acceptance to formal sign-off. Python and SQL pipelines released through CI/CD practices, plus Informatica ETL standards that keep data flows consistent and auditable. Advanced SQL and Python with Power BI and Tableau — dashboards that cut reporting time 30% and KPI frameworks presented monthly to senior leadership.</w:t>
       </w:r>
     </w:p>
     <w:p>
       <w:pPr>
-        <w:spacing w:after="60" w:before="160" w:line="240" w:lineRule="auto"/>
+        <w:spacing w:after="60" w:before="140" w:line="240" w:lineRule="auto"/>
         <w:pBdr>
           <w:bottom w:val="single" w:sz="6" w:space="2" w:color="BFBFBF"/>
         </w:pBdr>
@@ -117,12 +117,12 @@
           <w:i w:val="0"/>
           <w:sz w:val="19"/>
         </w:rPr>
-        <w:t>Requirements Elicitation &amp; Documentation  ·  User Stories &amp; Acceptance Criteria  ·  UAT &amp; Business Acceptance Testing  ·  Test Case Authoring &amp; QA Partnership  ·  Current/Future-State Process Analysis  ·  Requirements Traceability  ·  SQL &amp; Python Analysis  ·  Power BI &amp; Tableau Dashboards  ·  KPI Design &amp; Executive Reporting  ·  Ad-hoc &amp; Self-Service Reporting  ·  Systems &amp; Integration Impact Analysis  ·  ERP (SAP) Implementation Support</w:t>
+        <w:t>system &amp; data integration  ·  data validation  ·  Agile  ·  SQL (advanced)  ·  data lineage  ·  Snowflake  ·  Excel (advanced)  ·  operational &amp; executive reporting  ·  business requirements gathering  ·  solution documentation  ·  ETL pipeline development  ·  data modeling  ·  data warehouse &amp; mart design  ·  cloud platforms (AWS/Azure/GCP)</w:t>
       </w:r>
     </w:p>
     <w:p>
       <w:pPr>
-        <w:spacing w:after="60" w:before="160" w:line="240" w:lineRule="auto"/>
+        <w:spacing w:after="60" w:before="140" w:line="240" w:lineRule="auto"/>
         <w:pBdr>
           <w:bottom w:val="single" w:sz="6" w:space="2" w:color="BFBFBF"/>
         </w:pBdr>
@@ -149,14 +149,94 @@
           <w:b/>
           <w:sz w:val="20"/>
         </w:rPr>
-        <w:t xml:space="preserve">Analytics &amp; Querying: </w:t>
+        <w:t xml:space="preserve">Data Engineering: </w:t>
       </w:r>
       <w:r>
         <w:rPr>
           <w:rFonts w:ascii="Calibri" w:hAnsi="Calibri"/>
           <w:sz w:val="20"/>
         </w:rPr>
-        <w:t>SQL (advanced), Python (Pandas, NumPy, Scikit-learn), Excel (advanced), SAS, VBA, PowerShell</w:t>
+        <w:t>system &amp; data integration, ETL pipeline development, data modeling, data warehouse &amp; mart design, cloud platforms (AWS/Azure/GCP), Informatica</w:t>
+      </w:r>
+    </w:p>
+    <w:p>
+      <w:pPr>
+        <w:spacing w:after="20" w:before="0" w:line="240" w:lineRule="auto"/>
+      </w:pPr>
+      <w:r>
+        <w:rPr>
+          <w:rFonts w:ascii="Calibri" w:hAnsi="Calibri"/>
+          <w:b/>
+          <w:sz w:val="20"/>
+        </w:rPr>
+        <w:t xml:space="preserve">Delivery &amp; Tools: </w:t>
+      </w:r>
+      <w:r>
+        <w:rPr>
+          <w:rFonts w:ascii="Calibri" w:hAnsi="Calibri"/>
+          <w:sz w:val="20"/>
+        </w:rPr>
+        <w:t>Agile, JIRA, Visio, PowerPoint &amp; executive presentation, Agile/Scrum, Waterfall, Confluence, stakeholder management</w:t>
+      </w:r>
+    </w:p>
+    <w:p>
+      <w:pPr>
+        <w:spacing w:after="20" w:before="0" w:line="240" w:lineRule="auto"/>
+      </w:pPr>
+      <w:r>
+        <w:rPr>
+          <w:rFonts w:ascii="Calibri" w:hAnsi="Calibri"/>
+          <w:b/>
+          <w:sz w:val="20"/>
+        </w:rPr>
+        <w:t xml:space="preserve">Data Governance: </w:t>
+      </w:r>
+      <w:r>
+        <w:rPr>
+          <w:rFonts w:ascii="Calibri" w:hAnsi="Calibri"/>
+          <w:sz w:val="20"/>
+        </w:rPr>
+        <w:t>data lineage, data governance, data quality controls</w:t>
+      </w:r>
+    </w:p>
+    <w:p>
+      <w:pPr>
+        <w:spacing w:after="20" w:before="0" w:line="240" w:lineRule="auto"/>
+      </w:pPr>
+      <w:r>
+        <w:rPr>
+          <w:rFonts w:ascii="Calibri" w:hAnsi="Calibri"/>
+          <w:b/>
+          <w:sz w:val="20"/>
+        </w:rPr>
+        <w:t xml:space="preserve">Languages &amp; Querying: </w:t>
+      </w:r>
+      <w:r>
+        <w:rPr>
+          <w:rFonts w:ascii="Calibri" w:hAnsi="Calibri"/>
+          <w:sz w:val="20"/>
+        </w:rPr>
+        <w:t>SQL (advanced), Excel (advanced), Python (Pandas, NumPy, Scikit-learn), VBA</w:t>
+      </w:r>
+    </w:p>
+    <w:p>
+      <w:pPr>
+        <w:spacing w:after="20" w:before="0" w:line="240" w:lineRule="auto"/>
+      </w:pPr>
+      <w:r>
+        <w:rPr>
+          <w:rFonts w:ascii="Calibri" w:hAnsi="Calibri"/>
+          <w:b/>
+          <w:sz w:val="20"/>
+        </w:rPr>
+        <w:t xml:space="preserve">Testing &amp; Quality: </w:t>
+      </w:r>
+      <w:r>
+        <w:rPr>
+          <w:rFonts w:ascii="Calibri" w:hAnsi="Calibri"/>
+          <w:sz w:val="20"/>
+        </w:rPr>
+        <w:t>data validation</w:t>
       </w:r>
     </w:p>
     <w:p>
@@ -176,67 +256,7 @@
           <w:rFonts w:ascii="Calibri" w:hAnsi="Calibri"/>
           <w:sz w:val="20"/>
         </w:rPr>
-        <w:t>Requirements elicitation, functional &amp; non-functional specs, user stories, acceptance criteria, process flows (Visio), current/future-state and gap analysis</w:t>
-      </w:r>
-    </w:p>
-    <w:p>
-      <w:pPr>
-        <w:spacing w:after="20" w:before="0" w:line="240" w:lineRule="auto"/>
-      </w:pPr>
-      <w:r>
-        <w:rPr>
-          <w:rFonts w:ascii="Calibri" w:hAnsi="Calibri"/>
-          <w:b/>
-          <w:sz w:val="20"/>
-        </w:rPr>
-        <w:t xml:space="preserve">Data Engineering: </w:t>
-      </w:r>
-      <w:r>
-        <w:rPr>
-          <w:rFonts w:ascii="Calibri" w:hAnsi="Calibri"/>
-          <w:sz w:val="20"/>
-        </w:rPr>
-        <w:t>ETL pipeline development, Informatica, large-dataset cleaning &amp; processing, data modeling, database design, system integration</w:t>
-      </w:r>
-    </w:p>
-    <w:p>
-      <w:pPr>
-        <w:spacing w:after="20" w:before="0" w:line="240" w:lineRule="auto"/>
-      </w:pPr>
-      <w:r>
-        <w:rPr>
-          <w:rFonts w:ascii="Calibri" w:hAnsi="Calibri"/>
-          <w:b/>
-          <w:sz w:val="20"/>
-        </w:rPr>
-        <w:t xml:space="preserve">Delivery &amp; Tools: </w:t>
-      </w:r>
-      <w:r>
-        <w:rPr>
-          <w:rFonts w:ascii="Calibri" w:hAnsi="Calibri"/>
-          <w:sz w:val="20"/>
-        </w:rPr>
-        <w:t>Agile/Scrum, SAFe, Waterfall, hybrid delivery, JIRA, Confluence, Smartsheet, Lean, root cause analysis</w:t>
-      </w:r>
-    </w:p>
-    <w:p>
-      <w:pPr>
-        <w:spacing w:after="20" w:before="0" w:line="240" w:lineRule="auto"/>
-      </w:pPr>
-      <w:r>
-        <w:rPr>
-          <w:rFonts w:ascii="Calibri" w:hAnsi="Calibri"/>
-          <w:b/>
-          <w:sz w:val="20"/>
-        </w:rPr>
-        <w:t xml:space="preserve">Cloud &amp; Delivery: </w:t>
-      </w:r>
-      <w:r>
-        <w:rPr>
-          <w:rFonts w:ascii="Calibri" w:hAnsi="Calibri"/>
-          <w:sz w:val="20"/>
-        </w:rPr>
-        <w:t>Cloud platforms (AWS/Azure/GCP), CI/CD pipelines, Snowflake, SQL Server</w:t>
+        <w:t>business requirements gathering, solution documentation</w:t>
       </w:r>
     </w:p>
     <w:p>
@@ -256,12 +276,52 @@
           <w:rFonts w:ascii="Calibri" w:hAnsi="Calibri"/>
           <w:sz w:val="20"/>
         </w:rPr>
-        <w:t>SAP (SD, MM, CRM, PP, WLM), SQL Server, Snowflake, Informatica, WMS</w:t>
+        <w:t>Snowflake, SAP (SD, MM, CRM, PP, WLM), SQL Server</w:t>
       </w:r>
     </w:p>
     <w:p>
       <w:pPr>
-        <w:spacing w:after="60" w:before="160" w:line="240" w:lineRule="auto"/>
+        <w:spacing w:after="20" w:before="0" w:line="240" w:lineRule="auto"/>
+      </w:pPr>
+      <w:r>
+        <w:rPr>
+          <w:rFonts w:ascii="Calibri" w:hAnsi="Calibri"/>
+          <w:b/>
+          <w:sz w:val="20"/>
+        </w:rPr>
+        <w:t xml:space="preserve">BI &amp; Visualization: </w:t>
+      </w:r>
+      <w:r>
+        <w:rPr>
+          <w:rFonts w:ascii="Calibri" w:hAnsi="Calibri"/>
+          <w:sz w:val="20"/>
+        </w:rPr>
+        <w:t>operational &amp; executive reporting, Power BI (DAX, Power Query), Tableau, SSRS, dashboards, KPI design &amp; monitoring</w:t>
+      </w:r>
+    </w:p>
+    <w:p>
+      <w:pPr>
+        <w:spacing w:after="20" w:before="0" w:line="240" w:lineRule="auto"/>
+      </w:pPr>
+      <w:r>
+        <w:rPr>
+          <w:rFonts w:ascii="Calibri" w:hAnsi="Calibri"/>
+          <w:b/>
+          <w:sz w:val="20"/>
+        </w:rPr>
+        <w:t xml:space="preserve">Analytics &amp; Modeling: </w:t>
+      </w:r>
+      <w:r>
+        <w:rPr>
+          <w:rFonts w:ascii="Calibri" w:hAnsi="Calibri"/>
+          <w:sz w:val="20"/>
+        </w:rPr>
+        <w:t>reconciliation, forecasting, statistical analysis, root cause analysis</w:t>
+      </w:r>
+    </w:p>
+    <w:p>
+      <w:pPr>
+        <w:spacing w:after="60" w:before="140" w:line="240" w:lineRule="auto"/>
         <w:pBdr>
           <w:bottom w:val="single" w:sz="6" w:space="2" w:color="BFBFBF"/>
         </w:pBdr>
@@ -317,6 +377,20 @@
           <w:rFonts w:ascii="Calibri" w:hAnsi="Calibri"/>
           <w:sz w:val="20"/>
         </w:rPr>
+        <w:t>Build and automate Python and SQL data pipelines and reporting applications released through CI/CD practices on cloud infrastructure.</w:t>
+      </w:r>
+    </w:p>
+    <w:p>
+      <w:pPr>
+        <w:pStyle w:val="ListBullet"/>
+        <w:spacing w:after="40" w:before="0" w:line="240" w:lineRule="auto"/>
+        <w:ind w:left="259" w:hanging="187"/>
+      </w:pPr>
+      <w:r>
+        <w:rPr>
+          <w:rFonts w:ascii="Calibri" w:hAnsi="Calibri"/>
+          <w:sz w:val="20"/>
+        </w:rPr>
         <w:t>Execute SQL against backend databases for extraction, validation and reconciliation, confirming delivered data matches documented requirements before release.</w:t>
       </w:r>
     </w:p>
@@ -331,7 +405,7 @@
           <w:rFonts w:ascii="Calibri" w:hAnsi="Calibri"/>
           <w:sz w:val="20"/>
         </w:rPr>
-        <w:t>Built analytical models for the transportation function that exposed critical deficiencies in the bidding process, delivering recommendations worth $10M in annual cost savings.</w:t>
+        <w:t>Engineered and deployed interactive Power BI dashboards integrating disparate enterprise data sources, cutting reporting time 30% and generating $20,000 in annual savings.</w:t>
       </w:r>
     </w:p>
     <w:p>
@@ -345,7 +419,7 @@
           <w:rFonts w:ascii="Calibri" w:hAnsi="Calibri"/>
           <w:sz w:val="20"/>
         </w:rPr>
-        <w:t>Elicit business, functional and non-functional requirements from non-technical stakeholders and translate them into documented specifications, user stories and acceptance criteria.</w:t>
+        <w:t>Developed SQL and Python analyses across large-scale sales datasets to surface demand-supply imbalances, improving forecast accuracy 25% and informing inventory and capacity decisions.</w:t>
       </w:r>
     </w:p>
     <w:p>
@@ -359,7 +433,7 @@
           <w:rFonts w:ascii="Calibri" w:hAnsi="Calibri"/>
           <w:sz w:val="20"/>
         </w:rPr>
-        <w:t>Analyze current- and future-state business processes to identify gaps, dependencies and improvement opportunities ahead of build.</w:t>
+        <w:t>Designed a carton-sizing optimization model that saved 200 man-hours per month through data-driven change to inventory processes.</w:t>
       </w:r>
     </w:p>
     <w:p>
@@ -373,7 +447,7 @@
           <w:rFonts w:ascii="Calibri" w:hAnsi="Calibri"/>
           <w:sz w:val="20"/>
         </w:rPr>
-        <w:t>Build and automate Python and SQL data pipelines and reporting applications released through CI/CD practices on cloud infrastructure.</w:t>
+        <w:t>Own data quality and governance processes across cross-functional analytics initiatives, maintaining review controls, ownership clarity and standards adoption that keep enterprise reporting trusted.</w:t>
       </w:r>
     </w:p>
     <w:p>
@@ -401,21 +475,7 @@
           <w:rFonts w:ascii="Calibri" w:hAnsi="Calibri"/>
           <w:sz w:val="20"/>
         </w:rPr>
-        <w:t>Track analytics and delivery work in JIRA and document standards, templates and procedures in Confluence, maintaining backlog visibility, ownership and dependency tracking.</w:t>
-      </w:r>
-    </w:p>
-    <w:p>
-      <w:pPr>
-        <w:pStyle w:val="ListBullet"/>
-        <w:spacing w:after="40" w:before="0" w:line="240" w:lineRule="auto"/>
-        <w:ind w:left="259" w:hanging="187"/>
-      </w:pPr>
-      <w:r>
-        <w:rPr>
-          <w:rFonts w:ascii="Calibri" w:hAnsi="Calibri"/>
-          <w:sz w:val="20"/>
-        </w:rPr>
-        <w:t>Engineered and deployed interactive Power BI dashboards integrating disparate enterprise data sources, cutting reporting time 30% and generating $20,000 in annual savings.</w:t>
+        <w:t>Built analytical models for the transportation function that exposed critical deficiencies in the bidding process, delivering recommendations worth $10M in annual cost savings.</w:t>
       </w:r>
     </w:p>
     <w:p>
@@ -457,6 +517,34 @@
           <w:rFonts w:ascii="Calibri" w:hAnsi="Calibri"/>
           <w:sz w:val="20"/>
         </w:rPr>
+        <w:t>Integrated SSRS with SQL Server and Excel to automate reporting pipelines, eliminating manual reporting effort and improving data accessibility for business and IT teams.</w:t>
+      </w:r>
+    </w:p>
+    <w:p>
+      <w:pPr>
+        <w:pStyle w:val="ListBullet"/>
+        <w:spacing w:after="40" w:before="0" w:line="240" w:lineRule="auto"/>
+        <w:ind w:left="259" w:hanging="187"/>
+      </w:pPr>
+      <w:r>
+        <w:rPr>
+          <w:rFonts w:ascii="Calibri" w:hAnsi="Calibri"/>
+          <w:sz w:val="20"/>
+        </w:rPr>
+        <w:t>Managed and analyzed data for 1,000+ pharmaceutical SKUs across East and West Africa, building reporting infrastructure to monitor supply-demand balance and flag inventory risk in real time.</w:t>
+      </w:r>
+    </w:p>
+    <w:p>
+      <w:pPr>
+        <w:pStyle w:val="ListBullet"/>
+        <w:spacing w:after="40" w:before="0" w:line="240" w:lineRule="auto"/>
+        <w:ind w:left="259" w:hanging="187"/>
+      </w:pPr>
+      <w:r>
+        <w:rPr>
+          <w:rFonts w:ascii="Calibri" w:hAnsi="Calibri"/>
+          <w:sz w:val="20"/>
+        </w:rPr>
         <w:t>Led migration of manual data processes into SAP, applying master data management and validation controls to achieve 100% data integrity and cut data entry errors 40%.</w:t>
       </w:r>
     </w:p>
@@ -471,35 +559,7 @@
           <w:rFonts w:ascii="Calibri" w:hAnsi="Calibri"/>
           <w:sz w:val="20"/>
         </w:rPr>
-        <w:t>Integrated SSRS with SQL Server and Excel to automate reporting pipelines, eliminating manual reporting effort and improving data accessibility for business and IT teams.</w:t>
-      </w:r>
-    </w:p>
-    <w:p>
-      <w:pPr>
-        <w:pStyle w:val="ListBullet"/>
-        <w:spacing w:after="40" w:before="0" w:line="240" w:lineRule="auto"/>
-        <w:ind w:left="259" w:hanging="187"/>
-      </w:pPr>
-      <w:r>
-        <w:rPr>
-          <w:rFonts w:ascii="Calibri" w:hAnsi="Calibri"/>
-          <w:sz w:val="20"/>
-        </w:rPr>
-        <w:t>Performed impact and scope analysis across supported applications and integrations, identifying systems impacts, dependencies and requirement gaps before build.</w:t>
-      </w:r>
-    </w:p>
-    <w:p>
-      <w:pPr>
-        <w:pStyle w:val="ListBullet"/>
-        <w:spacing w:after="40" w:before="0" w:line="240" w:lineRule="auto"/>
-        <w:ind w:left="259" w:hanging="187"/>
-      </w:pPr>
-      <w:r>
-        <w:rPr>
-          <w:rFonts w:ascii="Calibri" w:hAnsi="Calibri"/>
-          <w:sz w:val="20"/>
-        </w:rPr>
-        <w:t>Managed analytics delivery under Agile/Scrum and Waterfall in JIRA, tracking work items, owners, status, dependencies and risks while aligning stakeholders on roadmaps.</w:t>
+        <w:t>Established a standardized Informatica ETL operating procedure for product data ingestion into SAP, creating consistent, auditable and lineage-traceable data flows across business functions.</w:t>
       </w:r>
     </w:p>
     <w:p>
@@ -527,7 +587,7 @@
           <w:rFonts w:ascii="Calibri" w:hAnsi="Calibri"/>
           <w:sz w:val="20"/>
         </w:rPr>
-        <w:t>Managed and analyzed data for 1,000+ pharmaceutical SKUs across East and West Africa, building reporting infrastructure to monitor supply-demand balance and flag inventory risk in real time.</w:t>
+        <w:t>Improved demand forecast accuracy 20% through recurring performance reviews with planners and business subject-matter experts, using statistical models and historical trend analysis.</w:t>
       </w:r>
     </w:p>
     <w:p>
@@ -541,12 +601,12 @@
           <w:rFonts w:ascii="Calibri" w:hAnsi="Calibri"/>
           <w:sz w:val="20"/>
         </w:rPr>
-        <w:t>Established a standardized Informatica ETL operating procedure for product data ingestion into SAP, creating consistent, auditable and lineage-traceable data flows across business functions.</w:t>
+        <w:t>Validated delivered functionality against documented requirements through structured business acceptance testing at cutover.</w:t>
       </w:r>
     </w:p>
     <w:p>
       <w:pPr>
-        <w:spacing w:after="60" w:before="160" w:line="240" w:lineRule="auto"/>
+        <w:spacing w:after="60" w:before="140" w:line="240" w:lineRule="auto"/>
         <w:pBdr>
           <w:bottom w:val="single" w:sz="6" w:space="2" w:color="BFBFBF"/>
         </w:pBdr>
@@ -621,7 +681,7 @@
     </w:p>
     <w:sectPr>
       <w:pgSz w:w="12240" w:h="15840"/>
-      <w:pgMar w:top="720" w:right="936" w:bottom="720" w:left="936" w:header="720" w:footer="720" w:gutter="0"/>
+      <w:pgMar w:top="720" w:right="864" w:bottom="720" w:left="864" w:header="720" w:footer="720" w:gutter="0"/>
       <w:cols w:space="720"/>
       <w:docGrid w:linePitch="360"/>
     </w:sectPr>
